--- a/Eduard_Nigmatullin_Resume.docx
+++ b/Eduard_Nigmatullin_Resume.docx
@@ -62,7 +62,7 @@
                 <w:sz w:val="20"/>
                 <w:szCs w:val="20"/>
               </w:rPr>
-              <w:t xml:space="preserve">Junior Product Manager / Product Analyst / </w:t>
+              <w:t xml:space="preserve">Product Manager / Product Analyst / </w:t>
             </w:r>
             <w:r>
               <w:rPr>
